--- a/weekly_progress_report_SMB.docx
+++ b/weekly_progress_report_SMB.docx
@@ -370,7 +370,7 @@
                 <w:b/>
                 <w:bCs/>
               </w:rPr>
-              <w:t>Week       From</w:t>
+              <w:t xml:space="preserve">Week  </w:t>
             </w:r>
             <w:r>
               <w:rPr>
@@ -378,7 +378,7 @@
                 <w:b/>
                 <w:bCs/>
               </w:rPr>
-              <w:t xml:space="preserve"> 1</w:t>
+              <w:t xml:space="preserve">3 </w:t>
             </w:r>
             <w:r>
               <w:rPr>
@@ -386,7 +386,7 @@
                 <w:b/>
                 <w:bCs/>
               </w:rPr>
-              <w:t xml:space="preserve"> / / To / / </w:t>
+              <w:t xml:space="preserve">     From</w:t>
             </w:r>
             <w:r>
               <w:rPr>
@@ -394,7 +394,79 @@
                 <w:b/>
                 <w:bCs/>
               </w:rPr>
+              <w:t xml:space="preserve"> 8</w:t>
+            </w:r>
+            <w:r>
+              <w:rPr>
+                <w:rFonts w:ascii="Arial" w:hAnsi="Arial" w:cs="Arial"/>
+                <w:b/>
+                <w:bCs/>
+              </w:rPr>
+              <w:t xml:space="preserve"> /</w:t>
+            </w:r>
+            <w:r>
+              <w:rPr>
+                <w:rFonts w:ascii="Arial" w:hAnsi="Arial" w:cs="Arial"/>
+                <w:b/>
+                <w:bCs/>
+              </w:rPr>
+              <w:t xml:space="preserve">03/26 </w:t>
+            </w:r>
+            <w:r>
+              <w:rPr>
+                <w:rFonts w:ascii="Arial" w:hAnsi="Arial" w:cs="Arial"/>
+                <w:b/>
+                <w:bCs/>
+              </w:rPr>
+              <w:t xml:space="preserve"> / To </w:t>
+            </w:r>
+            <w:r>
+              <w:rPr>
+                <w:rFonts w:ascii="Arial" w:hAnsi="Arial" w:cs="Arial"/>
+                <w:b/>
+                <w:bCs/>
+              </w:rPr>
+              <w:t xml:space="preserve"> 12</w:t>
+            </w:r>
+            <w:r>
+              <w:rPr>
+                <w:rFonts w:ascii="Arial" w:hAnsi="Arial" w:cs="Arial"/>
+                <w:b/>
+                <w:bCs/>
+              </w:rPr>
+              <w:t>/</w:t>
+            </w:r>
+            <w:r>
+              <w:rPr>
+                <w:rFonts w:ascii="Arial" w:hAnsi="Arial" w:cs="Arial"/>
+                <w:b/>
+                <w:bCs/>
+              </w:rPr>
+              <w:t>03</w:t>
+            </w:r>
+            <w:r>
+              <w:rPr>
+                <w:rFonts w:ascii="Arial" w:hAnsi="Arial" w:cs="Arial"/>
+                <w:b/>
+                <w:bCs/>
+              </w:rPr>
+              <w:t xml:space="preserve"> / </w:t>
+            </w:r>
+            <w:r>
+              <w:rPr>
+                <w:rFonts w:ascii="Arial" w:hAnsi="Arial" w:cs="Arial"/>
+                <w:b/>
+                <w:bCs/>
+              </w:rPr>
               <w:t>2</w:t>
+            </w:r>
+            <w:r>
+              <w:rPr>
+                <w:rFonts w:ascii="Arial" w:hAnsi="Arial" w:cs="Arial"/>
+                <w:b/>
+                <w:bCs/>
+              </w:rPr>
+              <w:t>6</w:t>
             </w:r>
             <w:r>
               <w:rPr>
@@ -581,27 +653,27 @@
                 <w:rFonts w:ascii="Arial" w:hAnsi="Arial" w:cs="Arial"/>
               </w:rPr>
             </w:pPr>
+          </w:p>
+        </w:tc>
+        <w:tc>
+          <w:tcPr>
+            <w:tcW w:w="1803" w:type="dxa"/>
+            <w:shd w:val="clear" w:color="auto" w:fill="auto"/>
+          </w:tcPr>
+          <w:p>
+            <w:pPr>
+              <w:spacing w:after="0" w:line="240" w:lineRule="auto"/>
+              <w:jc w:val="center"/>
+              <w:rPr>
+                <w:rFonts w:ascii="Arial" w:hAnsi="Arial" w:cs="Arial"/>
+              </w:rPr>
+            </w:pPr>
             <w:r>
               <w:rPr>
                 <w:rFonts w:ascii="Arial" w:hAnsi="Arial" w:cs="Arial"/>
               </w:rPr>
               <w:t>Yes</w:t>
             </w:r>
-          </w:p>
-        </w:tc>
-        <w:tc>
-          <w:tcPr>
-            <w:tcW w:w="1803" w:type="dxa"/>
-            <w:shd w:val="clear" w:color="auto" w:fill="auto"/>
-          </w:tcPr>
-          <w:p>
-            <w:pPr>
-              <w:spacing w:after="0" w:line="240" w:lineRule="auto"/>
-              <w:jc w:val="center"/>
-              <w:rPr>
-                <w:rFonts w:ascii="Arial" w:hAnsi="Arial" w:cs="Arial"/>
-              </w:rPr>
-            </w:pPr>
           </w:p>
         </w:tc>
         <w:tc>
@@ -738,15 +810,6 @@
                 <w:szCs w:val="24"/>
               </w:rPr>
             </w:pPr>
-            <w:r>
-              <w:rPr>
-                <w:rFonts w:ascii="Arial" w:hAnsi="Arial" w:cs="Arial"/>
-                <w:i/>
-                <w:iCs/>
-                <w:color w:val="FF0000"/>
-              </w:rPr>
-              <w:t>Week: 2</w:t>
-            </w:r>
           </w:p>
           <w:p>
             <w:pPr>
@@ -772,7 +835,7 @@
                 <w:sz w:val="24"/>
                 <w:szCs w:val="24"/>
               </w:rPr>
-              <w:t>Finalise the Title and work on it</w:t>
+              <w:t>We rebuilt our project idea by adding new features.</w:t>
             </w:r>
           </w:p>
           <w:p>
@@ -799,7 +862,7 @@
                 <w:sz w:val="24"/>
                 <w:szCs w:val="24"/>
               </w:rPr>
-              <w:t>The work was devided and i had to do Methodology, Software model development, System Architecture, Tools and technology and Evaluation Plan of the project.</w:t>
+              <w:t xml:space="preserve">We found out the final product by attending several meeting. </w:t>
             </w:r>
           </w:p>
           <w:p>
@@ -814,8 +877,6 @@
                 <w:rFonts w:ascii="Arial" w:hAnsi="Arial" w:cs="Arial"/>
                 <w:i/>
                 <w:iCs/>
-                <w:sz w:val="24"/>
-                <w:szCs w:val="24"/>
               </w:rPr>
             </w:pPr>
             <w:r>
@@ -826,7 +887,7 @@
                 <w:sz w:val="24"/>
                 <w:szCs w:val="24"/>
               </w:rPr>
-              <w:t xml:space="preserve">I spent time focusing on System Architecture and Diagram to make the proposal more visible.  </w:t>
+              <w:t>I made the changes on Methodology by adding Vulnerability Scanner and Login monitoring system.</w:t>
             </w:r>
           </w:p>
           <w:p>
@@ -857,7 +918,7 @@
               <w:rPr>
                 <w:rFonts w:ascii="Arial" w:hAnsi="Arial" w:cs="Arial"/>
               </w:rPr>
-              <w:t>15</w:t>
+              <w:t>12</w:t>
             </w:r>
           </w:p>
         </w:tc>
@@ -875,44 +936,100 @@
                 <w:rFonts w:ascii="Arial" w:hAnsi="Arial" w:cs="Arial"/>
               </w:rPr>
             </w:pPr>
-            <w:r>
+          </w:p>
+        </w:tc>
+        <w:tc>
+          <w:tcPr>
+            <w:tcW w:w="2075" w:type="dxa"/>
+            <w:shd w:val="clear" w:color="auto" w:fill="auto"/>
+          </w:tcPr>
+          <w:p>
+            <w:pPr>
+              <w:spacing w:after="0" w:line="240" w:lineRule="auto"/>
+              <w:jc w:val="center"/>
+              <w:rPr>
+                <w:rFonts w:ascii="Arial" w:hAnsi="Arial" w:cs="Arial"/>
+              </w:rPr>
+            </w:pPr>
+          </w:p>
+        </w:tc>
+      </w:tr>
+      <w:tr>
+        <w:tc>
+          <w:tcPr>
+            <w:tcW w:w="6941" w:type="dxa"/>
+            <w:shd w:val="clear" w:color="auto" w:fill="auto"/>
+          </w:tcPr>
+          <w:p>
+            <w:pPr>
+              <w:spacing w:after="0" w:line="240" w:lineRule="auto"/>
+              <w:rPr>
+                <w:rFonts w:ascii="Arial" w:hAnsi="Arial" w:cs="Arial"/>
+              </w:rPr>
+            </w:pPr>
+          </w:p>
+        </w:tc>
+        <w:tc>
+          <w:tcPr>
+            <w:tcW w:w="2075" w:type="dxa"/>
+            <w:shd w:val="clear" w:color="auto" w:fill="auto"/>
+          </w:tcPr>
+          <w:p>
+            <w:pPr>
+              <w:spacing w:after="0" w:line="240" w:lineRule="auto"/>
+              <w:jc w:val="center"/>
+              <w:rPr>
+                <w:rFonts w:ascii="Arial" w:hAnsi="Arial" w:cs="Arial"/>
+              </w:rPr>
+            </w:pPr>
+          </w:p>
+        </w:tc>
+      </w:tr>
+      <w:tr>
+        <w:tc>
+          <w:tcPr>
+            <w:tcW w:w="6941" w:type="dxa"/>
+            <w:shd w:val="clear" w:color="auto" w:fill="auto"/>
+          </w:tcPr>
+          <w:p>
+            <w:pPr>
+              <w:spacing w:after="0" w:line="240" w:lineRule="auto"/>
+              <w:rPr>
+                <w:rFonts w:ascii="Arial" w:hAnsi="Arial" w:cs="Arial"/>
+              </w:rPr>
+            </w:pPr>
+          </w:p>
+        </w:tc>
+        <w:tc>
+          <w:tcPr>
+            <w:tcW w:w="2075" w:type="dxa"/>
+            <w:shd w:val="clear" w:color="auto" w:fill="auto"/>
+          </w:tcPr>
+          <w:p>
+            <w:pPr>
+              <w:spacing w:after="0" w:line="240" w:lineRule="auto"/>
+              <w:jc w:val="center"/>
+              <w:rPr>
+                <w:rFonts w:ascii="Arial" w:hAnsi="Arial" w:cs="Arial"/>
+              </w:rPr>
+            </w:pPr>
+          </w:p>
+        </w:tc>
+      </w:tr>
+      <w:tr>
+        <w:tc>
+          <w:tcPr>
+            <w:tcW w:w="6941" w:type="dxa"/>
+            <w:shd w:val="clear" w:color="auto" w:fill="auto"/>
+          </w:tcPr>
+          <w:p>
+            <w:pPr>
+              <w:spacing w:after="0" w:line="240" w:lineRule="auto"/>
+              <w:jc w:val="right"/>
               <w:rPr>
                 <w:rFonts w:ascii="Arial" w:hAnsi="Arial" w:cs="Arial"/>
                 <w:i/>
                 <w:iCs/>
-                <w:color w:val="FF0000"/>
-              </w:rPr>
-              <w:t>Provide detail here</w:t>
-            </w:r>
-          </w:p>
-        </w:tc>
-        <w:tc>
-          <w:tcPr>
-            <w:tcW w:w="2075" w:type="dxa"/>
-            <w:shd w:val="clear" w:color="auto" w:fill="auto"/>
-          </w:tcPr>
-          <w:p>
-            <w:pPr>
-              <w:spacing w:after="0" w:line="240" w:lineRule="auto"/>
-              <w:jc w:val="center"/>
-              <w:rPr>
-                <w:rFonts w:ascii="Arial" w:hAnsi="Arial" w:cs="Arial"/>
-              </w:rPr>
-            </w:pPr>
-          </w:p>
-        </w:tc>
-      </w:tr>
-      <w:tr>
-        <w:tc>
-          <w:tcPr>
-            <w:tcW w:w="6941" w:type="dxa"/>
-            <w:shd w:val="clear" w:color="auto" w:fill="auto"/>
-          </w:tcPr>
-          <w:p>
-            <w:pPr>
-              <w:spacing w:after="0" w:line="240" w:lineRule="auto"/>
-              <w:rPr>
-                <w:rFonts w:ascii="Arial" w:hAnsi="Arial" w:cs="Arial"/>
               </w:rPr>
             </w:pPr>
             <w:r>
@@ -920,9 +1037,8 @@
                 <w:rFonts w:ascii="Arial" w:hAnsi="Arial" w:cs="Arial"/>
                 <w:i/>
                 <w:iCs/>
-                <w:color w:val="FF0000"/>
-              </w:rPr>
-              <w:t>Provide detail here</w:t>
+              </w:rPr>
+              <w:t>TOTAL</w:t>
             </w:r>
           </w:p>
         </w:tc>
@@ -939,88 +1055,6 @@
                 <w:rFonts w:ascii="Arial" w:hAnsi="Arial" w:cs="Arial"/>
               </w:rPr>
             </w:pPr>
-          </w:p>
-        </w:tc>
-      </w:tr>
-      <w:tr>
-        <w:tc>
-          <w:tcPr>
-            <w:tcW w:w="6941" w:type="dxa"/>
-            <w:shd w:val="clear" w:color="auto" w:fill="auto"/>
-          </w:tcPr>
-          <w:p>
-            <w:pPr>
-              <w:spacing w:after="0" w:line="240" w:lineRule="auto"/>
-              <w:rPr>
-                <w:rFonts w:ascii="Arial" w:hAnsi="Arial" w:cs="Arial"/>
-              </w:rPr>
-            </w:pPr>
-            <w:r>
-              <w:rPr>
-                <w:rFonts w:ascii="Arial" w:hAnsi="Arial" w:cs="Arial"/>
-                <w:i/>
-                <w:iCs/>
-                <w:color w:val="FF0000"/>
-              </w:rPr>
-              <w:t>Provide detail here</w:t>
-            </w:r>
-          </w:p>
-        </w:tc>
-        <w:tc>
-          <w:tcPr>
-            <w:tcW w:w="2075" w:type="dxa"/>
-            <w:shd w:val="clear" w:color="auto" w:fill="auto"/>
-          </w:tcPr>
-          <w:p>
-            <w:pPr>
-              <w:spacing w:after="0" w:line="240" w:lineRule="auto"/>
-              <w:jc w:val="center"/>
-              <w:rPr>
-                <w:rFonts w:ascii="Arial" w:hAnsi="Arial" w:cs="Arial"/>
-              </w:rPr>
-            </w:pPr>
-          </w:p>
-        </w:tc>
-      </w:tr>
-      <w:tr>
-        <w:tc>
-          <w:tcPr>
-            <w:tcW w:w="6941" w:type="dxa"/>
-            <w:shd w:val="clear" w:color="auto" w:fill="auto"/>
-          </w:tcPr>
-          <w:p>
-            <w:pPr>
-              <w:spacing w:after="0" w:line="240" w:lineRule="auto"/>
-              <w:jc w:val="right"/>
-              <w:rPr>
-                <w:rFonts w:ascii="Arial" w:hAnsi="Arial" w:cs="Arial"/>
-                <w:i/>
-                <w:iCs/>
-              </w:rPr>
-            </w:pPr>
-            <w:r>
-              <w:rPr>
-                <w:rFonts w:ascii="Arial" w:hAnsi="Arial" w:cs="Arial"/>
-                <w:i/>
-                <w:iCs/>
-              </w:rPr>
-              <w:t>TOTAL</w:t>
-            </w:r>
-          </w:p>
-        </w:tc>
-        <w:tc>
-          <w:tcPr>
-            <w:tcW w:w="2075" w:type="dxa"/>
-            <w:shd w:val="clear" w:color="auto" w:fill="auto"/>
-          </w:tcPr>
-          <w:p>
-            <w:pPr>
-              <w:spacing w:after="0" w:line="240" w:lineRule="auto"/>
-              <w:jc w:val="center"/>
-              <w:rPr>
-                <w:rFonts w:ascii="Arial" w:hAnsi="Arial" w:cs="Arial"/>
-              </w:rPr>
-            </w:pPr>
             <w:r>
               <w:rPr>
                 <w:rFonts w:ascii="Arial" w:hAnsi="Arial" w:cs="Arial"/>
@@ -1031,7 +1065,7 @@
               <w:rPr>
                 <w:rFonts w:ascii="Arial" w:hAnsi="Arial" w:cs="Arial"/>
               </w:rPr>
-              <w:t>15</w:t>
+              <w:t>12</w:t>
             </w:r>
             <w:r>
               <w:rPr>
@@ -1102,7 +1136,13 @@
         <w:rPr>
           <w:rFonts w:ascii="Arial" w:hAnsi="Arial" w:cs="Arial"/>
         </w:rPr>
-        <w:t xml:space="preserve"> Configure the Software Model by which the Project work would be done.</w:t>
+        <w:t xml:space="preserve"> </w:t>
+      </w:r>
+      <w:r>
+        <w:rPr>
+          <w:rFonts w:ascii="Arial" w:hAnsi="Arial" w:cs="Arial"/>
+        </w:rPr>
+        <w:t>Final product .(Doing web rather than Application.)</w:t>
       </w:r>
     </w:p>
     <w:p>
@@ -1126,59 +1166,23 @@
         <w:rPr>
           <w:rFonts w:ascii="Arial" w:hAnsi="Arial" w:cs="Arial"/>
         </w:rPr>
-        <w:t xml:space="preserve"> Diagram that used to make proposal more easy.</w:t>
+        <w:t xml:space="preserve"> </w:t>
+      </w:r>
+      <w:r>
+        <w:rPr>
+          <w:rFonts w:ascii="Arial" w:hAnsi="Arial" w:cs="Arial"/>
+        </w:rPr>
+        <w:t>Change in Methodology.</w:t>
+      </w:r>
+      <w:r>
+        <w:rPr>
+          <w:rFonts w:ascii="Arial" w:hAnsi="Arial" w:cs="Arial"/>
+        </w:rPr>
+        <w:t>( additional features)</w:t>
       </w:r>
     </w:p>
     <w:p>
       <w:pPr>
-        <w:pStyle w:val="ListParagraph"/>
-        <w:numPr>
-          <w:ilvl w:val="0"/>
-          <w:numId w:val="1"/>
-        </w:numPr>
-        <w:rPr>
-          <w:rFonts w:ascii="Arial" w:hAnsi="Arial" w:cs="Arial"/>
-        </w:rPr>
-      </w:pPr>
-      <w:r>
-        <w:rPr>
-          <w:rFonts w:ascii="Arial" w:hAnsi="Arial" w:cs="Arial"/>
-        </w:rPr>
-        <w:t>Highlight 3:</w:t>
-      </w:r>
-      <w:r>
-        <w:rPr>
-          <w:rFonts w:ascii="Arial" w:hAnsi="Arial" w:cs="Arial"/>
-        </w:rPr>
-        <w:t>Tools that used to run the system.</w:t>
-      </w:r>
-    </w:p>
-    <w:p>
-      <w:pPr>
-        <w:pStyle w:val="ListParagraph"/>
-        <w:numPr>
-          <w:ilvl w:val="0"/>
-          <w:numId w:val="1"/>
-        </w:numPr>
-        <w:rPr>
-          <w:rFonts w:ascii="Arial" w:hAnsi="Arial" w:cs="Arial"/>
-        </w:rPr>
-      </w:pPr>
-      <w:r>
-        <w:rPr>
-          <w:rFonts w:ascii="Arial" w:hAnsi="Arial" w:cs="Arial"/>
-        </w:rPr>
-        <w:t xml:space="preserve">Highlight 4: </w:t>
-      </w:r>
-      <w:r>
-        <w:rPr>
-          <w:rFonts w:ascii="Arial" w:hAnsi="Arial" w:cs="Arial"/>
-        </w:rPr>
-        <w:t>Evaluation Plan.</w:t>
-      </w:r>
-    </w:p>
-    <w:p>
-      <w:pPr>
         <w:rPr>
           <w:rFonts w:ascii="Arial" w:hAnsi="Arial" w:cs="Arial"/>
           <w:bCs/>
@@ -1210,18 +1214,26 @@
           <w:sz w:val="24"/>
           <w:szCs w:val="24"/>
         </w:rPr>
-        <w:t xml:space="preserve"> I put more effort on System Architect and Software model. The tools that needed to fulfil the work. I tried to make the proposal attractive to my supervisor.</w:t>
+        <w:t xml:space="preserve"> </w:t>
       </w:r>
-    </w:p>
-    <w:p>
-      <w:pPr>
+      <w:r>
         <w:rPr>
           <w:rFonts w:ascii="Arial" w:hAnsi="Arial" w:cs="Arial"/>
           <w:bCs/>
           <w:sz w:val="24"/>
           <w:szCs w:val="24"/>
         </w:rPr>
-      </w:pPr>
+        <w:t xml:space="preserve">Last presentation was not good at all. We are sorry to say that we couldn’t be able to pitch the final product last week. But now we are clear enough what we are doing. </w:t>
+      </w:r>
+      <w:r>
+        <w:rPr>
+          <w:rFonts w:ascii="Arial" w:hAnsi="Arial" w:cs="Arial"/>
+          <w:bCs/>
+          <w:sz w:val="24"/>
+          <w:szCs w:val="24"/>
+        </w:rPr>
+        <w:t>We finalised our project vision and now we are set to go.</w:t>
+      </w:r>
     </w:p>
     <w:p>
       <w:pPr>
@@ -2324,7 +2336,7 @@
   <a:extraClrSchemeLst/>
   <a:extLst>
     <a:ext uri="{05A4C25C-085E-4340-85A3-A5531E510DB2}">
-      <thm15:themeFamily xmlns:thm15="http://schemas.microsoft.com/office/thememl/2012/main" xmlns="" name="Office Theme" id="{62F939B6-93AF-4DB8-9C6B-D6C7DFDC589F}" vid="{4A3C46E8-61CC-4603-A589-7422A47A8E4A}"/>
+      <thm15:themeFamily xmlns="" xmlns:thm15="http://schemas.microsoft.com/office/thememl/2012/main" name="Office Theme" id="{62F939B6-93AF-4DB8-9C6B-D6C7DFDC589F}" vid="{4A3C46E8-61CC-4603-A589-7422A47A8E4A}"/>
     </a:ext>
   </a:extLst>
 </a:theme>
